--- a/pricing.html.docx
+++ b/pricing.html.docx
@@ -50,7 +50,7 @@
     </w:p>
     <w:p>
       <w:r>
-        <w:t xml:space="preserve">  &lt;meta name="description" content="Transparent pricing for professional drafting support. Subscriptions and per-document options." /&gt;</w:t>
+        <w:t xml:space="preserve">  &lt;meta name="description" content="Transparent pricing for professional drafting support. Invoice based payment." /&gt;</w:t>
       </w:r>
     </w:p>
     <w:p>
@@ -215,11 +215,11 @@
       </w:r>
       <w:proofErr w:type="gramEnd"/>
       <w:r>
-        <w:t xml:space="preserve"> calls required. Submit requests </w:t>
+        <w:t xml:space="preserve"> calls required. Start by email. Payment is handled by secure </w:t>
       </w:r>
       <w:proofErr w:type="gramStart"/>
       <w:r>
-        <w:t>anytime.&lt;</w:t>
+        <w:t>invoice.&lt;</w:t>
       </w:r>
       <w:proofErr w:type="gramEnd"/>
       <w:r>
@@ -242,7 +242,7 @@
     </w:p>
     <w:p>
       <w:r>
-        <w:t xml:space="preserve">      &lt;h2 id="subscription"&gt;Monthly subscription&lt;/h2&gt;</w:t>
+        <w:t xml:space="preserve">      &lt;h2 id="subscription"&gt;Monthly drafting package&lt;/h2&gt;</w:t>
       </w:r>
     </w:p>
     <w:p/>
@@ -253,7 +253,7 @@
     </w:p>
     <w:p>
       <w:r>
-        <w:t xml:space="preserve">        &lt;h3&gt;Starter&lt;/h3&gt;</w:t>
+        <w:t xml:space="preserve">        &lt;h3&gt;Monthly package&lt;/h3&gt;</w:t>
       </w:r>
     </w:p>
     <w:p>
@@ -302,6 +302,27 @@
     <w:p/>
     <w:p>
       <w:r>
+        <w:t xml:space="preserve">        &lt;p class="note"&gt;</w:t>
+      </w:r>
+    </w:p>
+    <w:p>
+      <w:r>
+        <w:t xml:space="preserve">          To start email your request to cleardraftservices@gmail.com</w:t>
+      </w:r>
+    </w:p>
+    <w:p>
+      <w:r>
+        <w:t xml:space="preserve">          You will receive a secure payment invoice before work begins</w:t>
+      </w:r>
+    </w:p>
+    <w:p>
+      <w:r>
+        <w:t xml:space="preserve">        &lt;/p&gt;</w:t>
+      </w:r>
+    </w:p>
+    <w:p/>
+    <w:p>
+      <w:r>
         <w:t xml:space="preserve">        &lt;p&gt;</w:t>
       </w:r>
     </w:p>
@@ -315,17 +336,7 @@
       </w:r>
       <w:proofErr w:type="spellEnd"/>
       <w:r>
-        <w:t>="PASTE_PAYPAL_SUBSCRIPTION_LINK_HERE"&gt;</w:t>
-      </w:r>
-    </w:p>
-    <w:p>
-      <w:r>
-        <w:t xml:space="preserve">            Subscribe with PayPal</w:t>
-      </w:r>
-    </w:p>
-    <w:p>
-      <w:r>
-        <w:t xml:space="preserve">          &lt;/a&gt;</w:t>
+        <w:t>="submit.html"&gt;Submit a request&lt;/a&gt;</w:t>
       </w:r>
     </w:p>
     <w:p>
@@ -333,15 +344,98 @@
         <w:t xml:space="preserve">        &lt;/p&gt;</w:t>
       </w:r>
     </w:p>
+    <w:p>
+      <w:r>
+        <w:t xml:space="preserve">      &lt;/div&gt;</w:t>
+      </w:r>
+    </w:p>
+    <w:p>
+      <w:r>
+        <w:t xml:space="preserve">    &lt;/section&gt;</w:t>
+      </w:r>
+    </w:p>
     <w:p/>
     <w:p>
       <w:r>
+        <w:t xml:space="preserve">    &lt;section aria-</w:t>
+      </w:r>
+      <w:proofErr w:type="spellStart"/>
+      <w:r>
+        <w:t>labelledby</w:t>
+      </w:r>
+      <w:proofErr w:type="spellEnd"/>
+      <w:r>
+        <w:t>="per-document"&gt;</w:t>
+      </w:r>
+    </w:p>
+    <w:p>
+      <w:r>
+        <w:t xml:space="preserve">      &lt;h2 id="per-document"&gt;Per document&lt;/h2&gt;</w:t>
+      </w:r>
+    </w:p>
+    <w:p/>
+    <w:p>
+      <w:r>
+        <w:t xml:space="preserve">      &lt;div class="card"&gt;</w:t>
+      </w:r>
+    </w:p>
+    <w:p>
+      <w:r>
+        <w:t xml:space="preserve">        &lt;h3&gt;Single draft&lt;/h3&gt;</w:t>
+      </w:r>
+    </w:p>
+    <w:p>
+      <w:r>
+        <w:t xml:space="preserve">        &lt;p class="price"&gt;$50 one time&lt;/p&gt;</w:t>
+      </w:r>
+    </w:p>
+    <w:p>
+      <w:r>
+        <w:t xml:space="preserve">        &lt;ul&gt;</w:t>
+      </w:r>
+    </w:p>
+    <w:p>
+      <w:r>
+        <w:t xml:space="preserve">          &lt;li&gt;One professional draft&lt;/li&gt;</w:t>
+      </w:r>
+    </w:p>
+    <w:p>
+      <w:r>
+        <w:t xml:space="preserve">          &lt;li&gt;One revision included&lt;/li&gt;</w:t>
+      </w:r>
+    </w:p>
+    <w:p>
+      <w:r>
+        <w:t xml:space="preserve">          &lt;li&gt;</w:t>
+      </w:r>
+      <w:proofErr w:type="gramStart"/>
+      <w:r>
+        <w:t>48 hour</w:t>
+      </w:r>
+      <w:proofErr w:type="gramEnd"/>
+      <w:r>
+        <w:t xml:space="preserve"> turnaround&lt;/li&gt;</w:t>
+      </w:r>
+    </w:p>
+    <w:p>
+      <w:r>
+        <w:t xml:space="preserve">        &lt;/ul&gt;</w:t>
+      </w:r>
+    </w:p>
+    <w:p/>
+    <w:p>
+      <w:r>
         <w:t xml:space="preserve">        &lt;p class="note"&gt;</w:t>
       </w:r>
     </w:p>
     <w:p>
       <w:r>
-        <w:t xml:space="preserve">          Limited monthly spots to keep turnaround fast.</w:t>
+        <w:t xml:space="preserve">          To start email your request to cleardraftservices@gmail.com</w:t>
+      </w:r>
+    </w:p>
+    <w:p>
+      <w:r>
+        <w:t xml:space="preserve">          You will receive a secure payment invoice before work begins</w:t>
       </w:r>
     </w:p>
     <w:p>
@@ -349,6 +443,30 @@
         <w:t xml:space="preserve">        &lt;/p&gt;</w:t>
       </w:r>
     </w:p>
+    <w:p/>
+    <w:p>
+      <w:r>
+        <w:t xml:space="preserve">        &lt;p&gt;</w:t>
+      </w:r>
+    </w:p>
+    <w:p>
+      <w:r>
+        <w:t xml:space="preserve">          &lt;a class="button" </w:t>
+      </w:r>
+      <w:proofErr w:type="spellStart"/>
+      <w:r>
+        <w:t>href</w:t>
+      </w:r>
+      <w:proofErr w:type="spellEnd"/>
+      <w:r>
+        <w:t>="submit.html"&gt;Submit a request&lt;/a&gt;</w:t>
+      </w:r>
+    </w:p>
+    <w:p>
+      <w:r>
+        <w:t xml:space="preserve">        &lt;/p&gt;</w:t>
+      </w:r>
+    </w:p>
     <w:p>
       <w:r>
         <w:t xml:space="preserve">      &lt;/div&gt;</w:t>
@@ -356,131 +474,24 @@
     </w:p>
     <w:p>
       <w:r>
+        <w:t xml:space="preserve">    &lt;/section&gt;</w:t>
+      </w:r>
+    </w:p>
+    <w:p/>
+    <w:p>
+      <w:r>
+        <w:t xml:space="preserve">    &lt;p class="note"&gt;</w:t>
+      </w:r>
+    </w:p>
+    <w:p>
+      <w:r>
+        <w:t xml:space="preserve">      This service provides drafting and formatting support only</w:t>
+      </w:r>
+    </w:p>
+    <w:p>
+      <w:r>
         <w:lastRenderedPageBreak/>
-        <w:t xml:space="preserve">    &lt;/section&gt;</w:t>
-      </w:r>
-    </w:p>
-    <w:p/>
-    <w:p>
-      <w:r>
-        <w:t xml:space="preserve">    &lt;section aria-</w:t>
-      </w:r>
-      <w:proofErr w:type="spellStart"/>
-      <w:r>
-        <w:t>labelledby</w:t>
-      </w:r>
-      <w:proofErr w:type="spellEnd"/>
-      <w:r>
-        <w:t>="per-document"&gt;</w:t>
-      </w:r>
-    </w:p>
-    <w:p>
-      <w:r>
-        <w:t xml:space="preserve">      &lt;h2 id="per-document"&gt;Per document&lt;/h2&gt;</w:t>
-      </w:r>
-    </w:p>
-    <w:p/>
-    <w:p>
-      <w:r>
-        <w:t xml:space="preserve">      &lt;div class="card"&gt;</w:t>
-      </w:r>
-    </w:p>
-    <w:p>
-      <w:r>
-        <w:t xml:space="preserve">        &lt;h3&gt;Single draft&lt;/h3&gt;</w:t>
-      </w:r>
-    </w:p>
-    <w:p>
-      <w:r>
-        <w:t xml:space="preserve">        &lt;p class="price"&gt;$50 one time&lt;/p&gt;</w:t>
-      </w:r>
-    </w:p>
-    <w:p>
-      <w:r>
-        <w:t xml:space="preserve">        &lt;ul&gt;</w:t>
-      </w:r>
-    </w:p>
-    <w:p>
-      <w:r>
-        <w:t xml:space="preserve">          &lt;li&gt;One professional draft&lt;/li&gt;</w:t>
-      </w:r>
-    </w:p>
-    <w:p>
-      <w:r>
-        <w:t xml:space="preserve">          &lt;li&gt;One revision included&lt;/li&gt;</w:t>
-      </w:r>
-    </w:p>
-    <w:p>
-      <w:r>
-        <w:t xml:space="preserve">          &lt;li&gt;</w:t>
-      </w:r>
-      <w:proofErr w:type="gramStart"/>
-      <w:r>
-        <w:t>48 hour</w:t>
-      </w:r>
-      <w:proofErr w:type="gramEnd"/>
-      <w:r>
-        <w:t xml:space="preserve"> turnaround&lt;/li&gt;</w:t>
-      </w:r>
-    </w:p>
-    <w:p>
-      <w:r>
-        <w:t xml:space="preserve">        &lt;/ul&gt;</w:t>
-      </w:r>
-    </w:p>
-    <w:p/>
-    <w:p>
-      <w:r>
-        <w:t xml:space="preserve">        &lt;p&gt;</w:t>
-      </w:r>
-    </w:p>
-    <w:p>
-      <w:r>
-        <w:t xml:space="preserve">          &lt;a class="button" </w:t>
-      </w:r>
-      <w:proofErr w:type="spellStart"/>
-      <w:r>
-        <w:t>href</w:t>
-      </w:r>
-      <w:proofErr w:type="spellEnd"/>
-      <w:r>
-        <w:t>="PASTE_PAYPAL_SINGLE_DRAFT_LINK_HERE"&gt;</w:t>
-      </w:r>
-    </w:p>
-    <w:p>
-      <w:r>
-        <w:t xml:space="preserve">            Pay with PayPal</w:t>
-      </w:r>
-    </w:p>
-    <w:p>
-      <w:r>
-        <w:t xml:space="preserve">          &lt;/a&gt;</w:t>
-      </w:r>
-    </w:p>
-    <w:p>
-      <w:r>
-        <w:t xml:space="preserve">        &lt;/p&gt;</w:t>
-      </w:r>
-    </w:p>
-    <w:p>
-      <w:r>
-        <w:t xml:space="preserve">      &lt;/div&gt;</w:t>
-      </w:r>
-    </w:p>
-    <w:p>
-      <w:r>
-        <w:t xml:space="preserve">    &lt;/section&gt;</w:t>
-      </w:r>
-    </w:p>
-    <w:p/>
-    <w:p>
-      <w:r>
-        <w:t xml:space="preserve">    &lt;p class="note"&gt;</w:t>
-      </w:r>
-    </w:p>
-    <w:p>
-      <w:r>
-        <w:t xml:space="preserve">      Payments are processed securely through PayPal. You will receive submission instructions after payment.</w:t>
+        <w:t xml:space="preserve">      You are responsible for reviewing and approving all content before use</w:t>
       </w:r>
     </w:p>
     <w:p>
@@ -490,7 +501,6 @@
     </w:p>
     <w:p>
       <w:r>
-        <w:lastRenderedPageBreak/>
         <w:t xml:space="preserve">  &lt;/main&gt;</w:t>
       </w:r>
     </w:p>
@@ -964,7 +974,7 @@
     <w:link w:val="Heading1Char"/>
     <w:uiPriority w:val="9"/>
     <w:qFormat/>
-    <w:rsid w:val="00A70CA9"/>
+    <w:rsid w:val="00F11CFE"/>
     <w:pPr>
       <w:keepNext/>
       <w:keepLines/>
@@ -987,7 +997,7 @@
     <w:semiHidden/>
     <w:unhideWhenUsed/>
     <w:qFormat/>
-    <w:rsid w:val="00A70CA9"/>
+    <w:rsid w:val="00F11CFE"/>
     <w:pPr>
       <w:keepNext/>
       <w:keepLines/>
@@ -1010,7 +1020,7 @@
     <w:semiHidden/>
     <w:unhideWhenUsed/>
     <w:qFormat/>
-    <w:rsid w:val="00A70CA9"/>
+    <w:rsid w:val="00F11CFE"/>
     <w:pPr>
       <w:keepNext/>
       <w:keepLines/>
@@ -1033,7 +1043,7 @@
     <w:semiHidden/>
     <w:unhideWhenUsed/>
     <w:qFormat/>
-    <w:rsid w:val="00A70CA9"/>
+    <w:rsid w:val="00F11CFE"/>
     <w:pPr>
       <w:keepNext/>
       <w:keepLines/>
@@ -1056,7 +1066,7 @@
     <w:semiHidden/>
     <w:unhideWhenUsed/>
     <w:qFormat/>
-    <w:rsid w:val="00A70CA9"/>
+    <w:rsid w:val="00F11CFE"/>
     <w:pPr>
       <w:keepNext/>
       <w:keepLines/>
@@ -1077,7 +1087,7 @@
     <w:semiHidden/>
     <w:unhideWhenUsed/>
     <w:qFormat/>
-    <w:rsid w:val="00A70CA9"/>
+    <w:rsid w:val="00F11CFE"/>
     <w:pPr>
       <w:keepNext/>
       <w:keepLines/>
@@ -1100,7 +1110,7 @@
     <w:semiHidden/>
     <w:unhideWhenUsed/>
     <w:qFormat/>
-    <w:rsid w:val="00A70CA9"/>
+    <w:rsid w:val="00F11CFE"/>
     <w:pPr>
       <w:keepNext/>
       <w:keepLines/>
@@ -1121,7 +1131,7 @@
     <w:semiHidden/>
     <w:unhideWhenUsed/>
     <w:qFormat/>
-    <w:rsid w:val="00A70CA9"/>
+    <w:rsid w:val="00F11CFE"/>
     <w:pPr>
       <w:keepNext/>
       <w:keepLines/>
@@ -1144,7 +1154,7 @@
     <w:semiHidden/>
     <w:unhideWhenUsed/>
     <w:qFormat/>
-    <w:rsid w:val="00A70CA9"/>
+    <w:rsid w:val="00F11CFE"/>
     <w:pPr>
       <w:keepNext/>
       <w:keepLines/>
@@ -1188,7 +1198,7 @@
     <w:basedOn w:val="DefaultParagraphFont"/>
     <w:link w:val="Heading1"/>
     <w:uiPriority w:val="9"/>
-    <w:rsid w:val="00A70CA9"/>
+    <w:rsid w:val="00F11CFE"/>
     <w:rPr>
       <w:rFonts w:asciiTheme="majorHAnsi" w:eastAsiaTheme="majorEastAsia" w:hAnsiTheme="majorHAnsi" w:cstheme="majorBidi"/>
       <w:color w:val="0F4761" w:themeColor="accent1" w:themeShade="BF"/>
@@ -1202,7 +1212,7 @@
     <w:link w:val="Heading2"/>
     <w:uiPriority w:val="9"/>
     <w:semiHidden/>
-    <w:rsid w:val="00A70CA9"/>
+    <w:rsid w:val="00F11CFE"/>
     <w:rPr>
       <w:rFonts w:asciiTheme="majorHAnsi" w:eastAsiaTheme="majorEastAsia" w:hAnsiTheme="majorHAnsi" w:cstheme="majorBidi"/>
       <w:color w:val="0F4761" w:themeColor="accent1" w:themeShade="BF"/>
@@ -1216,7 +1226,7 @@
     <w:link w:val="Heading3"/>
     <w:uiPriority w:val="9"/>
     <w:semiHidden/>
-    <w:rsid w:val="00A70CA9"/>
+    <w:rsid w:val="00F11CFE"/>
     <w:rPr>
       <w:rFonts w:eastAsiaTheme="majorEastAsia" w:cstheme="majorBidi"/>
       <w:color w:val="0F4761" w:themeColor="accent1" w:themeShade="BF"/>
@@ -1230,7 +1240,7 @@
     <w:link w:val="Heading4"/>
     <w:uiPriority w:val="9"/>
     <w:semiHidden/>
-    <w:rsid w:val="00A70CA9"/>
+    <w:rsid w:val="00F11CFE"/>
     <w:rPr>
       <w:rFonts w:eastAsiaTheme="majorEastAsia" w:cstheme="majorBidi"/>
       <w:i/>
@@ -1244,7 +1254,7 @@
     <w:link w:val="Heading5"/>
     <w:uiPriority w:val="9"/>
     <w:semiHidden/>
-    <w:rsid w:val="00A70CA9"/>
+    <w:rsid w:val="00F11CFE"/>
     <w:rPr>
       <w:rFonts w:eastAsiaTheme="majorEastAsia" w:cstheme="majorBidi"/>
       <w:color w:val="0F4761" w:themeColor="accent1" w:themeShade="BF"/>
@@ -1256,7 +1266,7 @@
     <w:link w:val="Heading6"/>
     <w:uiPriority w:val="9"/>
     <w:semiHidden/>
-    <w:rsid w:val="00A70CA9"/>
+    <w:rsid w:val="00F11CFE"/>
     <w:rPr>
       <w:rFonts w:eastAsiaTheme="majorEastAsia" w:cstheme="majorBidi"/>
       <w:i/>
@@ -1270,7 +1280,7 @@
     <w:link w:val="Heading7"/>
     <w:uiPriority w:val="9"/>
     <w:semiHidden/>
-    <w:rsid w:val="00A70CA9"/>
+    <w:rsid w:val="00F11CFE"/>
     <w:rPr>
       <w:rFonts w:eastAsiaTheme="majorEastAsia" w:cstheme="majorBidi"/>
       <w:color w:val="595959" w:themeColor="text1" w:themeTint="A6"/>
@@ -1282,7 +1292,7 @@
     <w:link w:val="Heading8"/>
     <w:uiPriority w:val="9"/>
     <w:semiHidden/>
-    <w:rsid w:val="00A70CA9"/>
+    <w:rsid w:val="00F11CFE"/>
     <w:rPr>
       <w:rFonts w:eastAsiaTheme="majorEastAsia" w:cstheme="majorBidi"/>
       <w:i/>
@@ -1296,7 +1306,7 @@
     <w:link w:val="Heading9"/>
     <w:uiPriority w:val="9"/>
     <w:semiHidden/>
-    <w:rsid w:val="00A70CA9"/>
+    <w:rsid w:val="00F11CFE"/>
     <w:rPr>
       <w:rFonts w:eastAsiaTheme="majorEastAsia" w:cstheme="majorBidi"/>
       <w:color w:val="272727" w:themeColor="text1" w:themeTint="D8"/>
@@ -1309,7 +1319,7 @@
     <w:link w:val="TitleChar"/>
     <w:uiPriority w:val="10"/>
     <w:qFormat/>
-    <w:rsid w:val="00A70CA9"/>
+    <w:rsid w:val="00F11CFE"/>
     <w:pPr>
       <w:spacing w:after="80" w:line="240" w:lineRule="auto"/>
       <w:contextualSpacing/>
@@ -1327,7 +1337,7 @@
     <w:basedOn w:val="DefaultParagraphFont"/>
     <w:link w:val="Title"/>
     <w:uiPriority w:val="10"/>
-    <w:rsid w:val="00A70CA9"/>
+    <w:rsid w:val="00F11CFE"/>
     <w:rPr>
       <w:rFonts w:asciiTheme="majorHAnsi" w:eastAsiaTheme="majorEastAsia" w:hAnsiTheme="majorHAnsi" w:cstheme="majorBidi"/>
       <w:spacing w:val="-10"/>
@@ -1343,7 +1353,7 @@
     <w:link w:val="SubtitleChar"/>
     <w:uiPriority w:val="11"/>
     <w:qFormat/>
-    <w:rsid w:val="00A70CA9"/>
+    <w:rsid w:val="00F11CFE"/>
     <w:pPr>
       <w:numPr>
         <w:ilvl w:val="1"/>
@@ -1362,7 +1372,7 @@
     <w:basedOn w:val="DefaultParagraphFont"/>
     <w:link w:val="Subtitle"/>
     <w:uiPriority w:val="11"/>
-    <w:rsid w:val="00A70CA9"/>
+    <w:rsid w:val="00F11CFE"/>
     <w:rPr>
       <w:rFonts w:eastAsiaTheme="majorEastAsia" w:cstheme="majorBidi"/>
       <w:color w:val="595959" w:themeColor="text1" w:themeTint="A6"/>
@@ -1378,7 +1388,7 @@
     <w:link w:val="QuoteChar"/>
     <w:uiPriority w:val="29"/>
     <w:qFormat/>
-    <w:rsid w:val="00A70CA9"/>
+    <w:rsid w:val="00F11CFE"/>
     <w:pPr>
       <w:spacing w:before="160"/>
       <w:jc w:val="center"/>
@@ -1394,7 +1404,7 @@
     <w:basedOn w:val="DefaultParagraphFont"/>
     <w:link w:val="Quote"/>
     <w:uiPriority w:val="29"/>
-    <w:rsid w:val="00A70CA9"/>
+    <w:rsid w:val="00F11CFE"/>
     <w:rPr>
       <w:i/>
       <w:iCs/>
@@ -1406,7 +1416,7 @@
     <w:basedOn w:val="Normal"/>
     <w:uiPriority w:val="34"/>
     <w:qFormat/>
-    <w:rsid w:val="00A70CA9"/>
+    <w:rsid w:val="00F11CFE"/>
     <w:pPr>
       <w:ind w:left="720"/>
       <w:contextualSpacing/>
@@ -1417,7 +1427,7 @@
     <w:basedOn w:val="DefaultParagraphFont"/>
     <w:uiPriority w:val="21"/>
     <w:qFormat/>
-    <w:rsid w:val="00A70CA9"/>
+    <w:rsid w:val="00F11CFE"/>
     <w:rPr>
       <w:i/>
       <w:iCs/>
@@ -1431,7 +1441,7 @@
     <w:link w:val="IntenseQuoteChar"/>
     <w:uiPriority w:val="30"/>
     <w:qFormat/>
-    <w:rsid w:val="00A70CA9"/>
+    <w:rsid w:val="00F11CFE"/>
     <w:pPr>
       <w:pBdr>
         <w:top w:val="single" w:sz="4" w:space="10" w:color="0F4761" w:themeColor="accent1" w:themeShade="BF"/>
@@ -1452,7 +1462,7 @@
     <w:basedOn w:val="DefaultParagraphFont"/>
     <w:link w:val="IntenseQuote"/>
     <w:uiPriority w:val="30"/>
-    <w:rsid w:val="00A70CA9"/>
+    <w:rsid w:val="00F11CFE"/>
     <w:rPr>
       <w:i/>
       <w:iCs/>
@@ -1464,7 +1474,7 @@
     <w:basedOn w:val="DefaultParagraphFont"/>
     <w:uiPriority w:val="32"/>
     <w:qFormat/>
-    <w:rsid w:val="00A70CA9"/>
+    <w:rsid w:val="00F11CFE"/>
     <w:rPr>
       <w:b/>
       <w:bCs/>
